--- a/lit_reviews/LLM_social_sciences/AI_questionnaire_research_summary.docx
+++ b/lit_reviews/LLM_social_sciences/AI_questionnaire_research_summary.docx
@@ -54,7 +54,7 @@
       <w:ins w:id="5" w:author="Unknown Author" w:date="2025-07-12T08:07:01Z">
         <w:r>
           <w:rPr/>
-          <w:t xml:space="preserve">The current literature reveals a striking disconnect between rapid technological adoption and theoretical understanding. Practitioners have eagerly implemented AI for coding open-ended responses (Wang et al., 2024; Xiao et al., 2023), improving questionnaire design (NORC, 2024), and generating LLM synthetic responses representing public opinion (Jensen et al., 2024), yet these applications proceed without a coherent framework for understanding how AI fundamentally alters the cognitive processes underlying survey response. The urgency of this theoretical reckoning becomes apparent when considering recent evidence of respondents using generative AI to complete surveys. Few studies have documented evidence on the emergence of participants employing large language models (LLMs) to answer open-ended questions, suggesting the potential for masking social variation and homogenizing responses (Meem et al., 2024, Zhang et al., 2025). This phenomenon extends beyond mere methodological concern—it fundamentally questions what we measure when respondents delegate cognitive tasks to AI. </w:t>
+          <w:t xml:space="preserve">The current literature reveals a striking disconnect between rapid technological adoption and theoretical understanding. Practitioners have eagerly implemented AI for coding open-ended responses (Wang et al., 2024; Xiao et al., 2023), improving questionnaire design (NORC, 2024), and generating LLM synthetic responses representing public opinion (Jansen et al., 2024), yet these applications proceed without a coherent framework for understanding how AI fundamentally alters the cognitive processes underlying survey response. The urgency of this theoretical reckoning becomes apparent when considering recent evidence of respondents using generative AI to complete surveys. Few studies have documented evidence on the emergence of participants employing large language models (LLMs) to answer open-ended questions, suggesting the potential for masking social variation and homogenizing responses (Meem et al., 2024, Zhang et al., 2025). This phenomenon extends beyond mere methodological concern—it fundamentally questions what we measure when respondents delegate cognitive tasks to AI. </w:t>
         </w:r>
       </w:ins>
     </w:p>
@@ -89,8 +89,8 @@
       <w:ins w:id="9" w:author="Unknown Author" w:date="2025-07-12T08:07:01Z">
         <w:r>
           <w:rPr>
-            <w:b w:val="false"/>
-            <w:bCs w:val="false"/>
+            <w:b/>
+            <w:bCs/>
           </w:rPr>
         </w:r>
       </w:ins>
@@ -101,6 +101,7 @@
     <w:p>
       <w:pPr>
         <w:pStyle w:val="Normal"/>
+        <w:spacing w:before="0" w:after="160"/>
         <w:rPr>
           <w:b/>
           <w:bCs/>
@@ -1166,37 +1167,24 @@
     <w:p>
       <w:pPr>
         <w:pStyle w:val="Heading2"/>
+        <w:spacing w:before="0" w:after="80"/>
         <w:rPr>
-          <w:ins w:id="37" w:author="Unknown Author" w:date="2025-07-12T08:22:14Z"/>
+          <w:ins w:id="35" w:author="Unknown Author" w:date="2025-07-12T08:22:14Z"/>
         </w:rPr>
       </w:pPr>
       <w:ins w:id="34" w:author="Unknown Author" w:date="2025-07-12T08:22:14Z">
         <w:r>
           <w:rPr/>
-          <w:t xml:space="preserve">AI's </w:t>
+          <w:t>AI's Role in the Four-Stage Response Process Model</w:t>
         </w:r>
       </w:ins>
-      <w:ins w:id="35" w:author="Unknown Author" w:date="2025-07-12T08:22:14Z">
-        <w:r>
-          <w:rPr/>
-          <w:t>Role in</w:t>
-        </w:r>
-      </w:ins>
+    </w:p>
+    <w:p>
+      <w:pPr>
+        <w:pStyle w:val="Heading3"/>
+        <w:rPr/>
+      </w:pPr>
       <w:ins w:id="36" w:author="Unknown Author" w:date="2025-07-12T08:22:14Z">
-        <w:r>
-          <w:rPr/>
-          <w:t xml:space="preserve"> the Four-Stage Response Process Model</w:t>
-        </w:r>
-      </w:ins>
-    </w:p>
-    <w:p>
-      <w:pPr>
-        <w:pStyle w:val="Heading3"/>
-        <w:rPr>
-          <w:ins w:id="39" w:author="Unknown Author" w:date="2025-07-12T08:22:14Z"/>
-        </w:rPr>
-      </w:pPr>
-      <w:ins w:id="38" w:author="Unknown Author" w:date="2025-07-12T08:22:14Z">
         <w:r>
           <w:rPr>
             <w:rStyle w:val="Strong"/>
@@ -1220,12 +1208,12 @@
       </w:tblPr>
       <w:tblGrid>
         <w:gridCol w:w="5301"/>
-        <w:gridCol w:w="4671"/>
+        <w:gridCol w:w="4670"/>
       </w:tblGrid>
       <w:tr>
         <w:trPr>
           <w:tblHeader w:val="true"/>
-          <w:ins w:id="40" w:author="Unknown Author" w:date="2025-07-12T08:22:14Z"/>
+          <w:ins w:id="37" w:author="Unknown Author" w:date="2025-07-12T08:22:14Z"/>
         </w:trPr>
         <w:tc>
           <w:tcPr>
@@ -1237,11 +1225,9 @@
             <w:pPr>
               <w:pStyle w:val="TableHeading"/>
               <w:spacing w:before="0" w:after="160"/>
-              <w:rPr>
-                <w:ins w:id="42" w:author="Unknown Author" w:date="2025-07-12T08:22:14Z"/>
-              </w:rPr>
+              <w:rPr/>
             </w:pPr>
-            <w:ins w:id="41" w:author="Unknown Author" w:date="2025-07-12T08:22:14Z">
+            <w:ins w:id="38" w:author="Unknown Author" w:date="2025-07-12T08:22:14Z">
               <w:r>
                 <w:rPr/>
                 <w:t>How AI Disrupts</w:t>
@@ -1251,7 +1237,7 @@
         </w:tc>
         <w:tc>
           <w:tcPr>
-            <w:tcW w:w="4671" w:type="dxa"/>
+            <w:tcW w:w="4670" w:type="dxa"/>
             <w:tcBorders/>
             <w:vAlign w:val="center"/>
           </w:tcPr>
@@ -1259,14 +1245,73 @@
             <w:pPr>
               <w:pStyle w:val="TableHeading"/>
               <w:spacing w:before="0" w:after="160"/>
-              <w:rPr>
-                <w:ins w:id="44" w:author="Unknown Author" w:date="2025-07-12T08:22:14Z"/>
-              </w:rPr>
+              <w:rPr/>
+            </w:pPr>
+            <w:ins w:id="39" w:author="Unknown Author" w:date="2025-07-12T08:22:14Z">
+              <w:r>
+                <w:rPr/>
+                <w:t>How AI Enhances</w:t>
+              </w:r>
+            </w:ins>
+          </w:p>
+        </w:tc>
+      </w:tr>
+      <w:tr>
+        <w:trPr>
+          <w:ins w:id="40" w:author="Unknown Author" w:date="2025-07-12T08:22:14Z"/>
+        </w:trPr>
+        <w:tc>
+          <w:tcPr>
+            <w:tcW w:w="5301" w:type="dxa"/>
+            <w:tcBorders/>
+            <w:vAlign w:val="center"/>
+          </w:tcPr>
+          <w:p>
+            <w:pPr>
+              <w:pStyle w:val="TableContents"/>
+              <w:spacing w:before="0" w:after="160"/>
+              <w:rPr/>
+            </w:pPr>
+            <w:ins w:id="41" w:author="Unknown Author" w:date="2025-07-12T08:22:14Z">
+              <w:r>
+                <w:rPr>
+                  <w:rStyle w:val="Strong"/>
+                </w:rPr>
+                <w:t>Pragmatic breakdown</w:t>
+              </w:r>
+            </w:ins>
+            <w:ins w:id="42" w:author="Unknown Author" w:date="2025-07-12T08:22:14Z">
+              <w:r>
+                <w:rPr/>
+                <w:t>: AI lacks cultural knowledge and conversational norms (Wong et al., 2025)</w:t>
+              </w:r>
+            </w:ins>
+          </w:p>
+        </w:tc>
+        <w:tc>
+          <w:tcPr>
+            <w:tcW w:w="4670" w:type="dxa"/>
+            <w:tcBorders/>
+            <w:vAlign w:val="center"/>
+          </w:tcPr>
+          <w:p>
+            <w:pPr>
+              <w:pStyle w:val="TableContents"/>
+              <w:spacing w:before="0" w:after="160"/>
+              <w:rPr/>
             </w:pPr>
             <w:ins w:id="43" w:author="Unknown Author" w:date="2025-07-12T08:22:14Z">
               <w:r>
+                <w:rPr>
+                  <w:rStyle w:val="Strong"/>
+                </w:rPr>
+                <w:t>Multilingual support</w:t>
+              </w:r>
+            </w:ins>
+            <w:ins w:id="44" w:author="Unknown Author" w:date="2025-07-12T08:22:14Z">
+              <w:r>
                 <w:rPr/>
-                <w:t>How AI Enhances</w:t>
+                <w:t>: Real-time translation and adaptation (Metheney &amp; Yehle, 2024)</w:t>
               </w:r>
             </w:ins>
           </w:p>
@@ -1286,29 +1331,27 @@
             <w:pPr>
               <w:pStyle w:val="TableContents"/>
               <w:spacing w:before="0" w:after="160"/>
-              <w:rPr>
-                <w:ins w:id="48" w:author="Unknown Author" w:date="2025-07-12T08:22:14Z"/>
-              </w:rPr>
+              <w:rPr/>
             </w:pPr>
             <w:ins w:id="46" w:author="Unknown Author" w:date="2025-07-12T08:22:14Z">
               <w:r>
                 <w:rPr>
                   <w:rStyle w:val="Strong"/>
                 </w:rPr>
-                <w:t>Pragmatic breakdown</w:t>
+                <w:t>Distributed comprehension</w:t>
               </w:r>
             </w:ins>
             <w:ins w:id="47" w:author="Unknown Author" w:date="2025-07-12T08:22:14Z">
               <w:r>
                 <w:rPr/>
-                <w:t>: AI lacks cultural knowledge and conversational norms (Wong et al., 2025)</w:t>
+                <w:t>: Understanding fragmented across human, AI, and interviewer agents</w:t>
               </w:r>
             </w:ins>
           </w:p>
         </w:tc>
         <w:tc>
           <w:tcPr>
-            <w:tcW w:w="4671" w:type="dxa"/>
+            <w:tcW w:w="4670" w:type="dxa"/>
             <w:tcBorders/>
             <w:vAlign w:val="center"/>
           </w:tcPr>
@@ -1316,22 +1359,20 @@
             <w:pPr>
               <w:pStyle w:val="TableContents"/>
               <w:spacing w:before="0" w:after="160"/>
-              <w:rPr>
-                <w:ins w:id="51" w:author="Unknown Author" w:date="2025-07-12T08:22:14Z"/>
-              </w:rPr>
+              <w:rPr/>
             </w:pPr>
-            <w:ins w:id="49" w:author="Unknown Author" w:date="2025-07-12T08:22:14Z">
+            <w:ins w:id="48" w:author="Unknown Author" w:date="2025-07-12T08:22:14Z">
               <w:r>
                 <w:rPr>
                   <w:rStyle w:val="Strong"/>
                 </w:rPr>
-                <w:t>Multilingual support</w:t>
+                <w:t>Standardized delivery</w:t>
               </w:r>
             </w:ins>
-            <w:ins w:id="50" w:author="Unknown Author" w:date="2025-07-12T08:22:14Z">
+            <w:ins w:id="49" w:author="Unknown Author" w:date="2025-07-12T08:22:14Z">
               <w:r>
                 <w:rPr/>
-                <w:t>: Real-time translation and adaptation (Metheney &amp; Yehle, 2024)</w:t>
+                <w:t>: Eliminates interviewer effects</w:t>
               </w:r>
             </w:ins>
           </w:p>
@@ -1339,7 +1380,7 @@
       </w:tr>
       <w:tr>
         <w:trPr>
-          <w:ins w:id="52" w:author="Unknown Author" w:date="2025-07-12T08:22:14Z"/>
+          <w:ins w:id="50" w:author="Unknown Author" w:date="2025-07-12T08:22:14Z"/>
         </w:trPr>
         <w:tc>
           <w:tcPr>
@@ -1351,82 +1392,9 @@
             <w:pPr>
               <w:pStyle w:val="TableContents"/>
               <w:spacing w:before="0" w:after="160"/>
-              <w:rPr>
-                <w:ins w:id="55" w:author="Unknown Author" w:date="2025-07-12T08:22:14Z"/>
-              </w:rPr>
+              <w:rPr/>
             </w:pPr>
-            <w:ins w:id="53" w:author="Unknown Author" w:date="2025-07-12T08:22:14Z">
-              <w:r>
-                <w:rPr>
-                  <w:rStyle w:val="Strong"/>
-                </w:rPr>
-                <w:t>Distributed comprehension</w:t>
-              </w:r>
-            </w:ins>
-            <w:ins w:id="54" w:author="Unknown Author" w:date="2025-07-12T08:22:14Z">
-              <w:r>
-                <w:rPr/>
-                <w:t>: Understanding fragmented across human, AI, and interviewer agents</w:t>
-              </w:r>
-            </w:ins>
-          </w:p>
-        </w:tc>
-        <w:tc>
-          <w:tcPr>
-            <w:tcW w:w="4671" w:type="dxa"/>
-            <w:tcBorders/>
-            <w:vAlign w:val="center"/>
-          </w:tcPr>
-          <w:p>
-            <w:pPr>
-              <w:pStyle w:val="TableContents"/>
-              <w:spacing w:before="0" w:after="160"/>
-              <w:rPr>
-                <w:ins w:id="59" w:author="Unknown Author" w:date="2025-07-12T08:22:14Z"/>
-              </w:rPr>
-            </w:pPr>
-            <w:ins w:id="56" w:author="Unknown Author" w:date="2025-07-12T08:22:14Z">
-              <w:r>
-                <w:rPr>
-                  <w:rStyle w:val="Strong"/>
-                </w:rPr>
-                <w:t>Standardized delivery</w:t>
-              </w:r>
-            </w:ins>
-            <w:ins w:id="57" w:author="Unknown Author" w:date="2025-07-12T08:22:14Z">
-              <w:r>
-                <w:rPr/>
-                <w:t xml:space="preserve">: Eliminates interviewer </w:t>
-              </w:r>
-            </w:ins>
-            <w:ins w:id="58" w:author="Unknown Author" w:date="2025-07-12T08:22:14Z">
-              <w:r>
-                <w:rPr/>
-                <w:t>effects</w:t>
-              </w:r>
-            </w:ins>
-          </w:p>
-        </w:tc>
-      </w:tr>
-      <w:tr>
-        <w:trPr>
-          <w:ins w:id="60" w:author="Unknown Author" w:date="2025-07-12T08:22:14Z"/>
-        </w:trPr>
-        <w:tc>
-          <w:tcPr>
-            <w:tcW w:w="5301" w:type="dxa"/>
-            <w:tcBorders/>
-            <w:vAlign w:val="center"/>
-          </w:tcPr>
-          <w:p>
-            <w:pPr>
-              <w:pStyle w:val="TableContents"/>
-              <w:spacing w:before="0" w:after="160"/>
-              <w:rPr>
-                <w:ins w:id="63" w:author="Unknown Author" w:date="2025-07-12T08:22:14Z"/>
-              </w:rPr>
-            </w:pPr>
-            <w:ins w:id="61" w:author="Unknown Author" w:date="2025-07-12T08:22:14Z">
+            <w:ins w:id="51" w:author="Unknown Author" w:date="2025-07-12T08:22:14Z">
               <w:r>
                 <w:rPr>
                   <w:rStyle w:val="Strong"/>
@@ -1434,7 +1402,7 @@
                 <w:t>Technical language bias</w:t>
               </w:r>
             </w:ins>
-            <w:ins w:id="62" w:author="Unknown Author" w:date="2025-07-12T08:22:14Z">
+            <w:ins w:id="52" w:author="Unknown Author" w:date="2025-07-12T08:22:14Z">
               <w:r>
                 <w:rPr/>
                 <w:t>: AI overly technical and inconsistent (Wong et al., 2025)</w:t>
@@ -1444,7 +1412,7 @@
         </w:tc>
         <w:tc>
           <w:tcPr>
-            <w:tcW w:w="4671" w:type="dxa"/>
+            <w:tcW w:w="4670" w:type="dxa"/>
             <w:tcBorders/>
             <w:vAlign w:val="center"/>
           </w:tcPr>
@@ -1452,11 +1420,9 @@
             <w:pPr>
               <w:pStyle w:val="TableContents"/>
               <w:spacing w:before="0" w:after="160"/>
-              <w:rPr>
-                <w:ins w:id="66" w:author="Unknown Author" w:date="2025-07-12T08:22:14Z"/>
-              </w:rPr>
+              <w:rPr/>
             </w:pPr>
-            <w:ins w:id="64" w:author="Unknown Author" w:date="2025-07-12T08:22:14Z">
+            <w:ins w:id="53" w:author="Unknown Author" w:date="2025-07-12T08:22:14Z">
               <w:r>
                 <w:rPr>
                   <w:rStyle w:val="Strong"/>
@@ -1464,7 +1430,7 @@
                 <w:t>Instant clarification</w:t>
               </w:r>
             </w:ins>
-            <w:ins w:id="65" w:author="Unknown Author" w:date="2025-07-12T08:22:14Z">
+            <w:ins w:id="54" w:author="Unknown Author" w:date="2025-07-12T08:22:14Z">
               <w:r>
                 <w:rPr/>
                 <w:t>: On-demand definitions without judgment</w:t>
@@ -1477,11 +1443,9 @@
     <w:p>
       <w:pPr>
         <w:pStyle w:val="Heading3"/>
-        <w:rPr>
-          <w:ins w:id="68" w:author="Unknown Author" w:date="2025-07-12T08:22:14Z"/>
-        </w:rPr>
-      </w:pPr>
-      <w:ins w:id="67" w:author="Unknown Author" w:date="2025-07-12T08:22:14Z">
+        <w:rPr/>
+      </w:pPr>
+      <w:ins w:id="55" w:author="Unknown Author" w:date="2025-07-12T08:22:14Z">
         <w:r>
           <w:rPr>
             <w:rStyle w:val="Strong"/>
@@ -1505,12 +1469,12 @@
       </w:tblPr>
       <w:tblGrid>
         <w:gridCol w:w="5295"/>
-        <w:gridCol w:w="4677"/>
+        <w:gridCol w:w="4676"/>
       </w:tblGrid>
       <w:tr>
         <w:trPr>
           <w:tblHeader w:val="true"/>
-          <w:ins w:id="69" w:author="Unknown Author" w:date="2025-07-12T08:22:14Z"/>
+          <w:ins w:id="56" w:author="Unknown Author" w:date="2025-07-12T08:22:14Z"/>
         </w:trPr>
         <w:tc>
           <w:tcPr>
@@ -1522,11 +1486,9 @@
             <w:pPr>
               <w:pStyle w:val="TableHeading"/>
               <w:spacing w:before="0" w:after="160"/>
-              <w:rPr>
-                <w:ins w:id="71" w:author="Unknown Author" w:date="2025-07-12T08:22:14Z"/>
-              </w:rPr>
+              <w:rPr/>
             </w:pPr>
-            <w:ins w:id="70" w:author="Unknown Author" w:date="2025-07-12T08:22:14Z">
+            <w:ins w:id="57" w:author="Unknown Author" w:date="2025-07-12T08:22:14Z">
               <w:r>
                 <w:rPr/>
                 <w:t>How AI Disrupts</w:t>
@@ -1536,7 +1498,7 @@
         </w:tc>
         <w:tc>
           <w:tcPr>
-            <w:tcW w:w="4677" w:type="dxa"/>
+            <w:tcW w:w="4676" w:type="dxa"/>
             <w:tcBorders/>
             <w:vAlign w:val="center"/>
           </w:tcPr>
@@ -1544,11 +1506,9 @@
             <w:pPr>
               <w:pStyle w:val="TableHeading"/>
               <w:spacing w:before="0" w:after="160"/>
-              <w:rPr>
-                <w:ins w:id="73" w:author="Unknown Author" w:date="2025-07-12T08:22:14Z"/>
-              </w:rPr>
+              <w:rPr/>
             </w:pPr>
-            <w:ins w:id="72" w:author="Unknown Author" w:date="2025-07-12T08:22:14Z">
+            <w:ins w:id="58" w:author="Unknown Author" w:date="2025-07-12T08:22:14Z">
               <w:r>
                 <w:rPr/>
                 <w:t>How AI Enhances</w:t>
@@ -1559,7 +1519,7 @@
       </w:tr>
       <w:tr>
         <w:trPr>
-          <w:ins w:id="74" w:author="Unknown Author" w:date="2025-07-12T08:22:14Z"/>
+          <w:ins w:id="59" w:author="Unknown Author" w:date="2025-07-12T08:22:14Z"/>
         </w:trPr>
         <w:tc>
           <w:tcPr>
@@ -1571,11 +1531,9 @@
             <w:pPr>
               <w:pStyle w:val="TableContents"/>
               <w:spacing w:before="0" w:after="160"/>
-              <w:rPr>
-                <w:ins w:id="79" w:author="Unknown Author" w:date="2025-07-12T08:22:14Z"/>
-              </w:rPr>
+              <w:rPr/>
             </w:pPr>
-            <w:ins w:id="75" w:author="Unknown Author" w:date="2025-07-12T08:22:14Z">
+            <w:ins w:id="60" w:author="Unknown Author" w:date="2025-07-12T08:22:14Z">
               <w:r>
                 <w:rPr>
                   <w:rStyle w:val="Strong"/>
@@ -1583,29 +1541,17 @@
                 <w:t>Pseudo-retrieval</w:t>
               </w:r>
             </w:ins>
-            <w:ins w:id="76" w:author="Unknown Author" w:date="2025-07-12T08:22:14Z">
+            <w:ins w:id="61" w:author="Unknown Author" w:date="2025-07-12T08:22:14Z">
               <w:r>
                 <w:rPr/>
-                <w:t xml:space="preserve">: AI accesses training data, not </w:t>
-              </w:r>
-            </w:ins>
-            <w:ins w:id="77" w:author="Unknown Author" w:date="2025-07-12T08:22:14Z">
-              <w:r>
-                <w:rPr/>
-                <w:t>autobiographic</w:t>
-              </w:r>
-            </w:ins>
-            <w:ins w:id="78" w:author="Unknown Author" w:date="2025-07-12T08:22:14Z">
-              <w:r>
-                <w:rPr/>
-                <w:t xml:space="preserve"> memory (Tai et al., 2024)</w:t>
+                <w:t>: AI accesses training data, not autobiographic memory (Tai et al., 2024)</w:t>
               </w:r>
             </w:ins>
           </w:p>
         </w:tc>
         <w:tc>
           <w:tcPr>
-            <w:tcW w:w="4677" w:type="dxa"/>
+            <w:tcW w:w="4676" w:type="dxa"/>
             <w:tcBorders/>
             <w:vAlign w:val="center"/>
           </w:tcPr>
@@ -1613,11 +1559,9 @@
             <w:pPr>
               <w:pStyle w:val="TableContents"/>
               <w:spacing w:before="0" w:after="160"/>
-              <w:rPr>
-                <w:ins w:id="82" w:author="Unknown Author" w:date="2025-07-12T08:22:14Z"/>
-              </w:rPr>
+              <w:rPr/>
             </w:pPr>
-            <w:ins w:id="80" w:author="Unknown Author" w:date="2025-07-12T08:22:14Z">
+            <w:ins w:id="62" w:author="Unknown Author" w:date="2025-07-12T08:22:14Z">
               <w:r>
                 <w:rPr>
                   <w:rStyle w:val="Strong"/>
@@ -1625,7 +1569,7 @@
                 <w:t>Memory prompting</w:t>
               </w:r>
             </w:ins>
-            <w:ins w:id="81" w:author="Unknown Author" w:date="2025-07-12T08:22:14Z">
+            <w:ins w:id="63" w:author="Unknown Author" w:date="2025-07-12T08:22:14Z">
               <w:r>
                 <w:rPr/>
                 <w:t>: Personalized cues to aid recall</w:t>
@@ -1636,7 +1580,7 @@
       </w:tr>
       <w:tr>
         <w:trPr>
-          <w:ins w:id="83" w:author="Unknown Author" w:date="2025-07-12T08:22:14Z"/>
+          <w:ins w:id="64" w:author="Unknown Author" w:date="2025-07-12T08:22:14Z"/>
         </w:trPr>
         <w:tc>
           <w:tcPr>
@@ -1648,11 +1592,9 @@
             <w:pPr>
               <w:pStyle w:val="TableContents"/>
               <w:spacing w:before="0" w:after="160"/>
-              <w:rPr>
-                <w:ins w:id="88" w:author="Unknown Author" w:date="2025-07-12T08:22:14Z"/>
-              </w:rPr>
+              <w:rPr/>
             </w:pPr>
-            <w:ins w:id="84" w:author="Unknown Author" w:date="2025-07-12T08:22:14Z">
+            <w:ins w:id="65" w:author="Unknown Author" w:date="2025-07-12T08:22:14Z">
               <w:r>
                 <w:rPr>
                   <w:rStyle w:val="Strong"/>
@@ -1660,29 +1602,17 @@
                 <w:t>Loss of authenticity</w:t>
               </w:r>
             </w:ins>
-            <w:ins w:id="85" w:author="Unknown Author" w:date="2025-07-12T08:22:14Z">
+            <w:ins w:id="66" w:author="Unknown Author" w:date="2025-07-12T08:22:14Z">
               <w:r>
                 <w:rPr/>
-                <w:t xml:space="preserve">: Responses reflect corpus patterns, not lived </w:t>
-              </w:r>
-            </w:ins>
-            <w:ins w:id="86" w:author="Unknown Author" w:date="2025-07-12T08:22:14Z">
-              <w:r>
-                <w:rPr/>
-                <w:t xml:space="preserve">encoded </w:t>
-              </w:r>
-            </w:ins>
-            <w:ins w:id="87" w:author="Unknown Author" w:date="2025-07-12T08:22:14Z">
-              <w:r>
-                <w:rPr/>
-                <w:t>experience</w:t>
+                <w:t>: Responses reflect corpus patterns, not lived encoded experience</w:t>
               </w:r>
             </w:ins>
           </w:p>
         </w:tc>
         <w:tc>
           <w:tcPr>
-            <w:tcW w:w="4677" w:type="dxa"/>
+            <w:tcW w:w="4676" w:type="dxa"/>
             <w:tcBorders/>
             <w:vAlign w:val="center"/>
           </w:tcPr>
@@ -1690,11 +1620,9 @@
             <w:pPr>
               <w:pStyle w:val="TableContents"/>
               <w:spacing w:before="0" w:after="160"/>
-              <w:rPr>
-                <w:ins w:id="91" w:author="Unknown Author" w:date="2025-07-12T08:22:14Z"/>
-              </w:rPr>
+              <w:rPr/>
             </w:pPr>
-            <w:ins w:id="89" w:author="Unknown Author" w:date="2025-07-12T08:22:14Z">
+            <w:ins w:id="67" w:author="Unknown Author" w:date="2025-07-12T08:22:14Z">
               <w:r>
                 <w:rPr>
                   <w:rStyle w:val="Strong"/>
@@ -1702,7 +1630,7 @@
                 <w:t>Cognitive load reduction</w:t>
               </w:r>
             </w:ins>
-            <w:ins w:id="90" w:author="Unknown Author" w:date="2025-07-12T08:22:14Z">
+            <w:ins w:id="68" w:author="Unknown Author" w:date="2025-07-12T08:22:14Z">
               <w:r>
                 <w:rPr/>
                 <w:t>: Breaks complex recall into manageable parts</w:t>
@@ -1713,7 +1641,7 @@
       </w:tr>
       <w:tr>
         <w:trPr>
-          <w:ins w:id="92" w:author="Unknown Author" w:date="2025-07-12T08:22:14Z"/>
+          <w:ins w:id="69" w:author="Unknown Author" w:date="2025-07-12T08:22:14Z"/>
         </w:trPr>
         <w:tc>
           <w:tcPr>
@@ -1725,11 +1653,9 @@
             <w:pPr>
               <w:pStyle w:val="TableContents"/>
               <w:spacing w:before="0" w:after="160"/>
-              <w:rPr>
-                <w:ins w:id="95" w:author="Unknown Author" w:date="2025-07-12T08:22:14Z"/>
-              </w:rPr>
+              <w:rPr/>
             </w:pPr>
-            <w:ins w:id="93" w:author="Unknown Author" w:date="2025-07-12T08:22:14Z">
+            <w:ins w:id="70" w:author="Unknown Author" w:date="2025-07-12T08:22:14Z">
               <w:r>
                 <w:rPr>
                   <w:rStyle w:val="Strong"/>
@@ -1737,7 +1663,7 @@
                 <w:t>Memory contamination</w:t>
               </w:r>
             </w:ins>
-            <w:ins w:id="94" w:author="Unknown Author" w:date="2025-07-12T08:22:14Z">
+            <w:ins w:id="71" w:author="Unknown Author" w:date="2025-07-12T08:22:14Z">
               <w:r>
                 <w:rPr/>
                 <w:t>: Respondents incorporate AI-suggested information</w:t>
@@ -1747,7 +1673,7 @@
         </w:tc>
         <w:tc>
           <w:tcPr>
-            <w:tcW w:w="4677" w:type="dxa"/>
+            <w:tcW w:w="4676" w:type="dxa"/>
             <w:tcBorders/>
             <w:vAlign w:val="center"/>
           </w:tcPr>
@@ -1755,11 +1681,9 @@
             <w:pPr>
               <w:pStyle w:val="TableContents"/>
               <w:spacing w:before="0" w:after="160"/>
-              <w:rPr>
-                <w:ins w:id="99" w:author="Unknown Author" w:date="2025-07-12T08:22:14Z"/>
-              </w:rPr>
+              <w:rPr/>
             </w:pPr>
-            <w:ins w:id="96" w:author="Unknown Author" w:date="2025-07-12T08:22:14Z">
+            <w:ins w:id="72" w:author="Unknown Author" w:date="2025-07-12T08:22:14Z">
               <w:r>
                 <w:rPr>
                   <w:rStyle w:val="Strong"/>
@@ -1767,16 +1691,10 @@
                 <w:t>Documentation access</w:t>
               </w:r>
             </w:ins>
-            <w:ins w:id="97" w:author="Unknown Author" w:date="2025-07-12T08:22:14Z">
+            <w:ins w:id="73" w:author="Unknown Author" w:date="2025-07-12T08:22:14Z">
               <w:r>
                 <w:rPr/>
-                <w:t xml:space="preserve">: Helps verify memories with personal records </w:t>
-              </w:r>
-            </w:ins>
-            <w:ins w:id="98" w:author="Unknown Author" w:date="2025-07-12T08:22:14Z">
-              <w:r>
-                <w:rPr/>
-                <w:t>from event calendars</w:t>
+                <w:t>: Helps verify memories with personal records from event calendars</w:t>
               </w:r>
             </w:ins>
           </w:p>
@@ -1786,11 +1704,9 @@
     <w:p>
       <w:pPr>
         <w:pStyle w:val="Heading3"/>
-        <w:rPr>
-          <w:ins w:id="101" w:author="Unknown Author" w:date="2025-07-12T08:22:14Z"/>
-        </w:rPr>
-      </w:pPr>
-      <w:ins w:id="100" w:author="Unknown Author" w:date="2025-07-12T08:22:14Z">
+        <w:rPr/>
+      </w:pPr>
+      <w:ins w:id="74" w:author="Unknown Author" w:date="2025-07-12T08:22:14Z">
         <w:r>
           <w:rPr>
             <w:rStyle w:val="Strong"/>
@@ -1813,17 +1729,17 @@
         </w:tblCellMar>
       </w:tblPr>
       <w:tblGrid>
-        <w:gridCol w:w="5746"/>
+        <w:gridCol w:w="5745"/>
         <w:gridCol w:w="4226"/>
       </w:tblGrid>
       <w:tr>
         <w:trPr>
           <w:tblHeader w:val="true"/>
-          <w:ins w:id="102" w:author="Unknown Author" w:date="2025-07-12T08:22:14Z"/>
+          <w:ins w:id="75" w:author="Unknown Author" w:date="2025-07-12T08:22:14Z"/>
         </w:trPr>
         <w:tc>
           <w:tcPr>
-            <w:tcW w:w="5746" w:type="dxa"/>
+            <w:tcW w:w="5745" w:type="dxa"/>
             <w:tcBorders/>
             <w:vAlign w:val="center"/>
           </w:tcPr>
@@ -1831,11 +1747,9 @@
             <w:pPr>
               <w:pStyle w:val="TableHeading"/>
               <w:spacing w:before="0" w:after="160"/>
-              <w:rPr>
-                <w:ins w:id="104" w:author="Unknown Author" w:date="2025-07-12T08:22:14Z"/>
-              </w:rPr>
+              <w:rPr/>
             </w:pPr>
-            <w:ins w:id="103" w:author="Unknown Author" w:date="2025-07-12T08:22:14Z">
+            <w:ins w:id="76" w:author="Unknown Author" w:date="2025-07-12T08:22:14Z">
               <w:r>
                 <w:rPr/>
                 <w:t>How AI Disrupts</w:t>
@@ -1853,11 +1767,9 @@
             <w:pPr>
               <w:pStyle w:val="TableHeading"/>
               <w:spacing w:before="0" w:after="160"/>
-              <w:rPr>
-                <w:ins w:id="106" w:author="Unknown Author" w:date="2025-07-12T08:22:14Z"/>
-              </w:rPr>
+              <w:rPr/>
             </w:pPr>
-            <w:ins w:id="105" w:author="Unknown Author" w:date="2025-07-12T08:22:14Z">
+            <w:ins w:id="77" w:author="Unknown Author" w:date="2025-07-12T08:22:14Z">
               <w:r>
                 <w:rPr/>
                 <w:t>How AI Enhances</w:t>
@@ -1868,11 +1780,11 @@
       </w:tr>
       <w:tr>
         <w:trPr>
-          <w:ins w:id="107" w:author="Unknown Author" w:date="2025-07-12T08:22:14Z"/>
+          <w:ins w:id="78" w:author="Unknown Author" w:date="2025-07-12T08:22:14Z"/>
         </w:trPr>
         <w:tc>
           <w:tcPr>
-            <w:tcW w:w="5746" w:type="dxa"/>
+            <w:tcW w:w="5745" w:type="dxa"/>
             <w:tcBorders/>
             <w:vAlign w:val="center"/>
           </w:tcPr>
@@ -1880,11 +1792,9 @@
             <w:pPr>
               <w:pStyle w:val="TableContents"/>
               <w:spacing w:before="0" w:after="160"/>
-              <w:rPr>
-                <w:ins w:id="110" w:author="Unknown Author" w:date="2025-07-12T08:22:14Z"/>
-              </w:rPr>
+              <w:rPr/>
             </w:pPr>
-            <w:ins w:id="108" w:author="Unknown Author" w:date="2025-07-12T08:22:14Z">
+            <w:ins w:id="79" w:author="Unknown Author" w:date="2025-07-12T08:22:14Z">
               <w:r>
                 <w:rPr>
                   <w:rStyle w:val="Strong"/>
@@ -1892,7 +1802,7 @@
                 <w:t>Statistical regularities</w:t>
               </w:r>
             </w:ins>
-            <w:ins w:id="109" w:author="Unknown Author" w:date="2025-07-12T08:22:14Z">
+            <w:ins w:id="80" w:author="Unknown Author" w:date="2025-07-12T08:22:14Z">
               <w:r>
                 <w:rPr/>
                 <w:t>: AI smooths idiosyncratic individual evaluations (Mellon et al., 2024)</w:t>
@@ -1910,11 +1820,9 @@
             <w:pPr>
               <w:pStyle w:val="TableContents"/>
               <w:spacing w:before="0" w:after="160"/>
-              <w:rPr>
-                <w:ins w:id="116" w:author="Unknown Author" w:date="2025-07-12T08:22:14Z"/>
-              </w:rPr>
+              <w:rPr/>
             </w:pPr>
-            <w:ins w:id="111" w:author="Unknown Author" w:date="2025-07-12T08:22:14Z">
+            <w:ins w:id="81" w:author="Unknown Author" w:date="2025-07-12T08:22:14Z">
               <w:r>
                 <w:rPr>
                   <w:rStyle w:val="Strong"/>
@@ -1922,28 +1830,10 @@
                 <w:t>Computational support</w:t>
               </w:r>
             </w:ins>
-            <w:ins w:id="112" w:author="Unknown Author" w:date="2025-07-12T08:22:14Z">
+            <w:ins w:id="82" w:author="Unknown Author" w:date="2025-07-12T08:22:14Z">
               <w:r>
                 <w:rPr/>
-                <w:t xml:space="preserve">: Assists </w:t>
-              </w:r>
-            </w:ins>
-            <w:ins w:id="113" w:author="Unknown Author" w:date="2025-07-12T08:22:14Z">
-              <w:r>
-                <w:rPr/>
-                <w:t xml:space="preserve">Rs </w:t>
-              </w:r>
-            </w:ins>
-            <w:ins w:id="114" w:author="Unknown Author" w:date="2025-07-12T08:22:14Z">
-              <w:r>
-                <w:rPr/>
-                <w:t>with c</w:t>
-              </w:r>
-            </w:ins>
-            <w:ins w:id="115" w:author="Unknown Author" w:date="2025-07-12T08:22:14Z">
-              <w:r>
-                <w:rPr/>
-                <w:t>omputing more accurate estimates</w:t>
+                <w:t>: Assists Rs with computing more accurate estimates</w:t>
               </w:r>
             </w:ins>
           </w:p>
@@ -1951,11 +1841,11 @@
       </w:tr>
       <w:tr>
         <w:trPr>
-          <w:ins w:id="117" w:author="Unknown Author" w:date="2025-07-12T08:22:14Z"/>
+          <w:ins w:id="83" w:author="Unknown Author" w:date="2025-07-12T08:22:14Z"/>
         </w:trPr>
         <w:tc>
           <w:tcPr>
-            <w:tcW w:w="5746" w:type="dxa"/>
+            <w:tcW w:w="5745" w:type="dxa"/>
             <w:tcBorders/>
             <w:vAlign w:val="center"/>
           </w:tcPr>
@@ -1963,11 +1853,9 @@
             <w:pPr>
               <w:pStyle w:val="TableContents"/>
               <w:spacing w:before="0" w:after="160"/>
-              <w:rPr>
-                <w:ins w:id="120" w:author="Unknown Author" w:date="2025-07-12T08:22:14Z"/>
-              </w:rPr>
+              <w:rPr/>
             </w:pPr>
-            <w:ins w:id="118" w:author="Unknown Author" w:date="2025-07-12T08:22:14Z">
+            <w:ins w:id="84" w:author="Unknown Author" w:date="2025-07-12T08:22:14Z">
               <w:r>
                 <w:rPr>
                   <w:rStyle w:val="Strong"/>
@@ -1975,7 +1863,7 @@
                 <w:t>Homogenization</w:t>
               </w:r>
             </w:ins>
-            <w:ins w:id="119" w:author="Unknown Author" w:date="2025-07-12T08:22:14Z">
+            <w:ins w:id="85" w:author="Unknown Author" w:date="2025-07-12T08:22:14Z">
               <w:r>
                 <w:rPr/>
                 <w:t>: Responses become more uniform (Zhang et al., 2025)</w:t>
@@ -1993,11 +1881,9 @@
             <w:pPr>
               <w:pStyle w:val="TableContents"/>
               <w:spacing w:before="0" w:after="160"/>
-              <w:rPr>
-                <w:ins w:id="124" w:author="Unknown Author" w:date="2025-07-12T08:22:14Z"/>
-              </w:rPr>
+              <w:rPr/>
             </w:pPr>
-            <w:ins w:id="121" w:author="Unknown Author" w:date="2025-07-12T08:22:14Z">
+            <w:ins w:id="86" w:author="Unknown Author" w:date="2025-07-12T08:22:14Z">
               <w:r>
                 <w:rPr>
                   <w:rStyle w:val="Strong"/>
@@ -2007,16 +1893,10 @@
                 <w:t>Decomposing</w:t>
               </w:r>
             </w:ins>
-            <w:ins w:id="122" w:author="Unknown Author" w:date="2025-07-12T08:22:14Z">
+            <w:ins w:id="87" w:author="Unknown Author" w:date="2025-07-12T08:22:14Z">
               <w:r>
                 <w:rPr/>
-                <w:t xml:space="preserve">: </w:t>
-              </w:r>
-            </w:ins>
-            <w:ins w:id="123" w:author="Unknown Author" w:date="2025-07-12T08:22:14Z">
-              <w:r>
-                <w:rPr/>
-                <w:t>Breakdown behavioral Qs for older Rs to discourage overestimating</w:t>
+                <w:t>: Breakdown behavioral Qs for older Rs to discourage overestimating</w:t>
               </w:r>
             </w:ins>
           </w:p>
@@ -2024,11 +1904,11 @@
       </w:tr>
       <w:tr>
         <w:trPr>
-          <w:ins w:id="125" w:author="Unknown Author" w:date="2025-07-12T08:22:14Z"/>
+          <w:ins w:id="88" w:author="Unknown Author" w:date="2025-07-12T08:22:14Z"/>
         </w:trPr>
         <w:tc>
           <w:tcPr>
-            <w:tcW w:w="5746" w:type="dxa"/>
+            <w:tcW w:w="5745" w:type="dxa"/>
             <w:tcBorders/>
             <w:vAlign w:val="center"/>
           </w:tcPr>
@@ -2036,11 +1916,9 @@
             <w:pPr>
               <w:pStyle w:val="TableContents"/>
               <w:spacing w:before="0" w:after="160"/>
-              <w:rPr>
-                <w:ins w:id="128" w:author="Unknown Author" w:date="2025-07-12T08:22:14Z"/>
-              </w:rPr>
+              <w:rPr/>
             </w:pPr>
-            <w:ins w:id="126" w:author="Unknown Author" w:date="2025-07-12T08:22:14Z">
+            <w:ins w:id="89" w:author="Unknown Author" w:date="2025-07-12T08:22:14Z">
               <w:r>
                 <w:rPr>
                   <w:rStyle w:val="Strong"/>
@@ -2048,7 +1926,7 @@
                 <w:t>Training data bias</w:t>
               </w:r>
             </w:ins>
-            <w:ins w:id="127" w:author="Unknown Author" w:date="2025-07-12T08:22:14Z">
+            <w:ins w:id="90" w:author="Unknown Author" w:date="2025-07-12T08:22:14Z">
               <w:r>
                 <w:rPr/>
                 <w:t>: Embeds societal biases rather than individual attitudes</w:t>
@@ -2066,11 +1944,9 @@
             <w:pPr>
               <w:pStyle w:val="TableContents"/>
               <w:spacing w:before="0" w:after="160"/>
-              <w:rPr>
-                <w:ins w:id="133" w:author="Unknown Author" w:date="2025-07-12T08:22:14Z"/>
-              </w:rPr>
+              <w:rPr/>
             </w:pPr>
-            <w:ins w:id="129" w:author="Unknown Author" w:date="2025-07-12T08:22:14Z">
+            <w:ins w:id="91" w:author="Unknown Author" w:date="2025-07-12T08:22:14Z">
               <w:r>
                 <w:rPr>
                   <w:rStyle w:val="Strong"/>
@@ -2078,22 +1954,10 @@
                 <w:t>Measuring Relative Frequencies</w:t>
               </w:r>
             </w:ins>
-            <w:ins w:id="130" w:author="Unknown Author" w:date="2025-07-12T08:22:14Z">
+            <w:ins w:id="92" w:author="Unknown Author" w:date="2025-07-12T08:22:14Z">
               <w:r>
                 <w:rPr/>
-                <w:t xml:space="preserve">: </w:t>
-              </w:r>
-            </w:ins>
-            <w:ins w:id="131" w:author="Unknown Author" w:date="2025-07-12T08:22:14Z">
-              <w:r>
-                <w:rPr/>
-                <w:t>Enable the use of heuristics for rare events</w:t>
-              </w:r>
-            </w:ins>
-            <w:ins w:id="132" w:author="Unknown Author" w:date="2025-07-12T08:22:14Z">
-              <w:r>
-                <w:rPr/>
-                <w:t xml:space="preserve"> </w:t>
+                <w:t>: Enable the use of heuristics for rare events</w:t>
               </w:r>
             </w:ins>
           </w:p>
@@ -2103,11 +1967,9 @@
     <w:p>
       <w:pPr>
         <w:pStyle w:val="Heading3"/>
-        <w:rPr>
-          <w:ins w:id="135" w:author="Unknown Author" w:date="2025-07-12T08:22:14Z"/>
-        </w:rPr>
-      </w:pPr>
-      <w:ins w:id="134" w:author="Unknown Author" w:date="2025-07-12T08:22:14Z">
+        <w:rPr/>
+      </w:pPr>
+      <w:ins w:id="93" w:author="Unknown Author" w:date="2025-07-12T08:22:14Z">
         <w:r>
           <w:rPr>
             <w:rStyle w:val="Strong"/>
@@ -2131,12 +1993,12 @@
       </w:tblPr>
       <w:tblGrid>
         <w:gridCol w:w="5571"/>
-        <w:gridCol w:w="4401"/>
+        <w:gridCol w:w="4400"/>
       </w:tblGrid>
       <w:tr>
         <w:trPr>
           <w:tblHeader w:val="true"/>
-          <w:ins w:id="136" w:author="Unknown Author" w:date="2025-07-12T08:22:14Z"/>
+          <w:ins w:id="94" w:author="Unknown Author" w:date="2025-07-12T08:22:14Z"/>
         </w:trPr>
         <w:tc>
           <w:tcPr>
@@ -2148,11 +2010,9 @@
             <w:pPr>
               <w:pStyle w:val="TableHeading"/>
               <w:spacing w:before="0" w:after="160"/>
-              <w:rPr>
-                <w:ins w:id="138" w:author="Unknown Author" w:date="2025-07-12T08:22:14Z"/>
-              </w:rPr>
+              <w:rPr/>
             </w:pPr>
-            <w:ins w:id="137" w:author="Unknown Author" w:date="2025-07-12T08:22:14Z">
+            <w:ins w:id="95" w:author="Unknown Author" w:date="2025-07-12T08:22:14Z">
               <w:r>
                 <w:rPr/>
                 <w:t>How AI Disrupts</w:t>
@@ -2162,7 +2022,7 @@
         </w:tc>
         <w:tc>
           <w:tcPr>
-            <w:tcW w:w="4401" w:type="dxa"/>
+            <w:tcW w:w="4400" w:type="dxa"/>
             <w:tcBorders/>
             <w:vAlign w:val="center"/>
           </w:tcPr>
@@ -2170,11 +2030,9 @@
             <w:pPr>
               <w:pStyle w:val="TableHeading"/>
               <w:spacing w:before="0" w:after="160"/>
-              <w:rPr>
-                <w:ins w:id="140" w:author="Unknown Author" w:date="2025-07-12T08:22:14Z"/>
-              </w:rPr>
+              <w:rPr/>
             </w:pPr>
-            <w:ins w:id="139" w:author="Unknown Author" w:date="2025-07-12T08:22:14Z">
+            <w:ins w:id="96" w:author="Unknown Author" w:date="2025-07-12T08:22:14Z">
               <w:r>
                 <w:rPr/>
                 <w:t>How AI Enhances</w:t>
@@ -2185,7 +2043,7 @@
       </w:tr>
       <w:tr>
         <w:trPr>
-          <w:ins w:id="141" w:author="Unknown Author" w:date="2025-07-12T08:22:14Z"/>
+          <w:ins w:id="97" w:author="Unknown Author" w:date="2025-07-12T08:22:14Z"/>
         </w:trPr>
         <w:tc>
           <w:tcPr>
@@ -2197,11 +2055,9 @@
             <w:pPr>
               <w:pStyle w:val="TableContents"/>
               <w:spacing w:before="0" w:after="160"/>
-              <w:rPr>
-                <w:ins w:id="144" w:author="Unknown Author" w:date="2025-07-12T08:22:14Z"/>
-              </w:rPr>
+              <w:rPr/>
             </w:pPr>
-            <w:ins w:id="142" w:author="Unknown Author" w:date="2025-07-12T08:22:14Z">
+            <w:ins w:id="98" w:author="Unknown Author" w:date="2025-07-12T08:22:14Z">
               <w:r>
                 <w:rPr>
                   <w:rStyle w:val="Strong"/>
@@ -2209,7 +2065,7 @@
                 <w:t>Ambiguous authenticity</w:t>
               </w:r>
             </w:ins>
-            <w:ins w:id="143" w:author="Unknown Author" w:date="2025-07-12T08:22:14Z">
+            <w:ins w:id="99" w:author="Unknown Author" w:date="2025-07-12T08:22:14Z">
               <w:r>
                 <w:rPr/>
                 <w:t>: Unclear if responses are human or AI-generated (AAPOR, 2024)</w:t>
@@ -2219,7 +2075,7 @@
         </w:tc>
         <w:tc>
           <w:tcPr>
-            <w:tcW w:w="4401" w:type="dxa"/>
+            <w:tcW w:w="4400" w:type="dxa"/>
             <w:tcBorders/>
             <w:vAlign w:val="center"/>
           </w:tcPr>
@@ -2227,11 +2083,9 @@
             <w:pPr>
               <w:pStyle w:val="TableContents"/>
               <w:spacing w:before="0" w:after="160"/>
-              <w:rPr>
-                <w:ins w:id="147" w:author="Unknown Author" w:date="2025-07-12T08:22:14Z"/>
-              </w:rPr>
+              <w:rPr/>
             </w:pPr>
-            <w:ins w:id="145" w:author="Unknown Author" w:date="2025-07-12T08:22:14Z">
+            <w:ins w:id="100" w:author="Unknown Author" w:date="2025-07-12T08:22:14Z">
               <w:r>
                 <w:rPr>
                   <w:rStyle w:val="Strong"/>
@@ -2239,7 +2093,7 @@
                 <w:t>Reduced social desirability</w:t>
               </w:r>
             </w:ins>
-            <w:ins w:id="146" w:author="Unknown Author" w:date="2025-07-12T08:22:14Z">
+            <w:ins w:id="101" w:author="Unknown Author" w:date="2025-07-12T08:22:14Z">
               <w:r>
                 <w:rPr/>
                 <w:t>: Removes interviewer presence effects</w:t>
@@ -2250,7 +2104,7 @@
       </w:tr>
       <w:tr>
         <w:trPr>
-          <w:ins w:id="148" w:author="Unknown Author" w:date="2025-07-12T08:22:14Z"/>
+          <w:ins w:id="102" w:author="Unknown Author" w:date="2025-07-12T08:22:14Z"/>
         </w:trPr>
         <w:tc>
           <w:tcPr>
@@ -2262,11 +2116,9 @@
             <w:pPr>
               <w:pStyle w:val="TableContents"/>
               <w:spacing w:before="0" w:after="160"/>
-              <w:rPr>
-                <w:ins w:id="151" w:author="Unknown Author" w:date="2025-07-12T08:22:14Z"/>
-              </w:rPr>
+              <w:rPr/>
             </w:pPr>
-            <w:ins w:id="149" w:author="Unknown Author" w:date="2025-07-12T08:22:14Z">
+            <w:ins w:id="103" w:author="Unknown Author" w:date="2025-07-12T08:22:14Z">
               <w:r>
                 <w:rPr>
                   <w:rStyle w:val="Strong"/>
@@ -2274,7 +2126,7 @@
                 <w:t>Systematic bias</w:t>
               </w:r>
             </w:ins>
-            <w:ins w:id="150" w:author="Unknown Author" w:date="2025-07-12T08:22:14Z">
+            <w:ins w:id="104" w:author="Unknown Author" w:date="2025-07-12T08:22:14Z">
               <w:r>
                 <w:rPr/>
                 <w:t>: AI favors "acceptable" responses from training corpus</w:t>
@@ -2284,7 +2136,7 @@
         </w:tc>
         <w:tc>
           <w:tcPr>
-            <w:tcW w:w="4401" w:type="dxa"/>
+            <w:tcW w:w="4400" w:type="dxa"/>
             <w:tcBorders/>
             <w:vAlign w:val="center"/>
           </w:tcPr>
@@ -2292,11 +2144,9 @@
             <w:pPr>
               <w:pStyle w:val="TableContents"/>
               <w:spacing w:before="0" w:after="160"/>
-              <w:rPr>
-                <w:ins w:id="154" w:author="Unknown Author" w:date="2025-07-12T08:22:14Z"/>
-              </w:rPr>
+              <w:rPr/>
             </w:pPr>
-            <w:ins w:id="152" w:author="Unknown Author" w:date="2025-07-12T08:22:14Z">
+            <w:ins w:id="105" w:author="Unknown Author" w:date="2025-07-12T08:22:14Z">
               <w:r>
                 <w:rPr>
                   <w:rStyle w:val="Strong"/>
@@ -2304,7 +2154,7 @@
                 <w:t>Privacy enhancement</w:t>
               </w:r>
             </w:ins>
-            <w:ins w:id="153" w:author="Unknown Author" w:date="2025-07-12T08:22:14Z">
+            <w:ins w:id="106" w:author="Unknown Author" w:date="2025-07-12T08:22:14Z">
               <w:r>
                 <w:rPr/>
                 <w:t>: Increases disclosure of sensitive information</w:t>
@@ -2315,7 +2165,7 @@
       </w:tr>
       <w:tr>
         <w:trPr>
-          <w:ins w:id="155" w:author="Unknown Author" w:date="2025-07-12T08:22:14Z"/>
+          <w:ins w:id="107" w:author="Unknown Author" w:date="2025-07-12T08:22:14Z"/>
         </w:trPr>
         <w:tc>
           <w:tcPr>
@@ -2327,11 +2177,9 @@
             <w:pPr>
               <w:pStyle w:val="TableContents"/>
               <w:spacing w:before="0" w:after="160"/>
-              <w:rPr>
-                <w:ins w:id="158" w:author="Unknown Author" w:date="2025-07-12T08:22:14Z"/>
-              </w:rPr>
+              <w:rPr/>
             </w:pPr>
-            <w:ins w:id="156" w:author="Unknown Author" w:date="2025-07-12T08:22:14Z">
+            <w:ins w:id="108" w:author="Unknown Author" w:date="2025-07-12T08:22:14Z">
               <w:r>
                 <w:rPr>
                   <w:rStyle w:val="Strong"/>
@@ -2339,7 +2187,7 @@
                 <w:t>Measurement error</w:t>
               </w:r>
             </w:ins>
-            <w:ins w:id="157" w:author="Unknown Author" w:date="2025-07-12T08:22:14Z">
+            <w:ins w:id="109" w:author="Unknown Author" w:date="2025-07-12T08:22:14Z">
               <w:r>
                 <w:rPr/>
                 <w:t>: Traditional psychometrics fail with human-AI collaboration</w:t>
@@ -2349,7 +2197,7 @@
         </w:tc>
         <w:tc>
           <w:tcPr>
-            <w:tcW w:w="4401" w:type="dxa"/>
+            <w:tcW w:w="4400" w:type="dxa"/>
             <w:tcBorders/>
             <w:vAlign w:val="center"/>
           </w:tcPr>
@@ -2357,11 +2205,9 @@
             <w:pPr>
               <w:pStyle w:val="TableContents"/>
               <w:spacing w:before="0" w:after="160"/>
-              <w:rPr>
-                <w:ins w:id="161" w:author="Unknown Author" w:date="2025-07-12T08:22:14Z"/>
-              </w:rPr>
+              <w:rPr/>
             </w:pPr>
-            <w:ins w:id="159" w:author="Unknown Author" w:date="2025-07-12T08:22:14Z">
+            <w:ins w:id="110" w:author="Unknown Author" w:date="2025-07-12T08:22:14Z">
               <w:r>
                 <w:rPr>
                   <w:rStyle w:val="Strong"/>
@@ -2369,7 +2215,7 @@
                 <w:t>Real-time quality checks</w:t>
               </w:r>
             </w:ins>
-            <w:ins w:id="160" w:author="Unknown Author" w:date="2025-07-12T08:22:14Z">
+            <w:ins w:id="111" w:author="Unknown Author" w:date="2025-07-12T08:22:14Z">
               <w:r>
                 <w:rPr/>
                 <w:t>: Detects satisficing and speeding</w:t>
@@ -2383,10 +2229,10 @@
       <w:pPr>
         <w:pStyle w:val="Heading3"/>
         <w:rPr>
-          <w:ins w:id="163" w:author="Unknown Author" w:date="2025-07-12T08:22:14Z"/>
+          <w:ins w:id="113" w:author="Unknown Author" w:date="2025-07-12T08:22:14Z"/>
         </w:rPr>
       </w:pPr>
-      <w:ins w:id="162" w:author="Unknown Author" w:date="2025-07-12T08:22:14Z">
+      <w:ins w:id="112" w:author="Unknown Author" w:date="2025-07-12T08:22:14Z">
         <w:r>
           <w:rPr>
             <w:rStyle w:val="Strong"/>
@@ -2409,10 +2255,10 @@
         <w:spacing w:before="0" w:after="0"/>
         <w:ind w:hanging="283" w:left="709"/>
         <w:rPr>
-          <w:ins w:id="166" w:author="Unknown Author" w:date="2025-07-12T08:22:14Z"/>
+          <w:ins w:id="116" w:author="Unknown Author" w:date="2025-07-12T08:22:14Z"/>
         </w:rPr>
       </w:pPr>
-      <w:ins w:id="164" w:author="Unknown Author" w:date="2025-07-12T08:22:14Z">
+      <w:ins w:id="114" w:author="Unknown Author" w:date="2025-07-12T08:22:14Z">
         <w:r>
           <w:rPr>
             <w:rStyle w:val="Strong"/>
@@ -2420,7 +2266,7 @@
           <w:t>Context effects</w:t>
         </w:r>
       </w:ins>
-      <w:ins w:id="165" w:author="Unknown Author" w:date="2025-07-12T08:22:14Z">
+      <w:ins w:id="115" w:author="Unknown Author" w:date="2025-07-12T08:22:14Z">
         <w:r>
           <w:rPr/>
           <w:t xml:space="preserve">: AI's perfect recall amplifies consistency pressure beyond human norms (Tourangeau &amp; Rasinski, 1988) </w:t>
@@ -2441,10 +2287,10 @@
         <w:spacing w:before="0" w:after="0"/>
         <w:ind w:hanging="283" w:left="709"/>
         <w:rPr>
-          <w:ins w:id="169" w:author="Unknown Author" w:date="2025-07-12T08:22:14Z"/>
+          <w:ins w:id="119" w:author="Unknown Author" w:date="2025-07-12T08:22:14Z"/>
         </w:rPr>
       </w:pPr>
-      <w:ins w:id="167" w:author="Unknown Author" w:date="2025-07-12T08:22:14Z">
+      <w:ins w:id="117" w:author="Unknown Author" w:date="2025-07-12T08:22:14Z">
         <w:r>
           <w:rPr>
             <w:rStyle w:val="Strong"/>
@@ -2452,7 +2298,7 @@
           <w:t>Temporal dynamics</w:t>
         </w:r>
       </w:ins>
-      <w:ins w:id="168" w:author="Unknown Author" w:date="2025-07-12T08:22:14Z">
+      <w:ins w:id="118" w:author="Unknown Author" w:date="2025-07-12T08:22:14Z">
         <w:r>
           <w:rPr/>
           <w:t xml:space="preserve">: AI's constant performance masks human fatigue patterns </w:t>
@@ -2474,7 +2320,7 @@
         <w:ind w:hanging="283" w:left="709"/>
         <w:rPr/>
       </w:pPr>
-      <w:ins w:id="170" w:author="Unknown Author" w:date="2025-07-12T08:22:14Z">
+      <w:ins w:id="120" w:author="Unknown Author" w:date="2025-07-12T08:22:14Z">
         <w:r>
           <w:rPr>
             <w:rStyle w:val="Strong"/>
@@ -2482,7 +2328,7 @@
           <w:t>Distributed cognition</w:t>
         </w:r>
       </w:ins>
-      <w:ins w:id="171" w:author="Unknown Author" w:date="2025-07-12T08:22:14Z">
+      <w:ins w:id="121" w:author="Unknown Author" w:date="2025-07-12T08:22:14Z">
         <w:r>
           <w:rPr/>
           <w:t>: Violates assumption of unitary respondent (Tourangeau et al., 2000)</w:t>
@@ -2507,7 +2353,7 @@
   <w:comment w:id="0" w:author="Alex Ratzki-Leewing" w:date="2025-07-09T10:31:00Z" w:initials="ARL">
     <w:p>
       <w:pPr>
-        <w:overflowPunct w:val="false"/>
+        <w:overflowPunct w:val="true"/>
         <w:spacing w:before="0" w:after="0" w:lineRule="auto" w:line="240"/>
         <w:rPr/>
       </w:pPr>
@@ -2516,12 +2362,12 @@
       </w:r>
       <w:r>
         <w:rPr>
-          <w:rFonts w:eastAsia="Segoe UI" w:ascii="Liberation Serif" w:hAnsi="Liberation Serif" w:cs="Tahoma"/>
+          <w:rFonts w:eastAsia="Segoe UI" w:cs="Tahoma" w:ascii="Liberation Serif" w:hAnsi="Liberation Serif"/>
           <w:color w:val="000000"/>
           <w:kern w:val="0"/>
           <w:sz w:val="20"/>
           <w:szCs w:val="20"/>
-          <w:lang w:eastAsia="en-US" w:val="en-US" w:bidi="en-US"/>
+          <w:lang w:val="en-US" w:eastAsia="en-US" w:bidi="en-US"/>
         </w:rPr>
         <w:t xml:space="preserve">Focus on health? </w:t>
       </w:r>
@@ -2530,7 +2376,7 @@
   <w:comment w:id="1" w:author="Linares, Kevin" w:date="2025-07-10T10:09:00Z" w:initials="KL">
     <w:p>
       <w:pPr>
-        <w:overflowPunct w:val="false"/>
+        <w:overflowPunct w:val="true"/>
         <w:spacing w:before="0" w:after="0" w:lineRule="auto" w:line="240"/>
         <w:rPr/>
       </w:pPr>
@@ -2539,9 +2385,9 @@
       </w:r>
       <w:r>
         <w:rPr>
-          <w:rFonts w:eastAsia="Segoe UI" w:ascii="Liberation Serif" w:hAnsi="Liberation Serif" w:cs="Tahoma"/>
+          <w:rFonts w:eastAsia="Segoe UI" w:cs="Tahoma" w:ascii="Liberation Serif" w:hAnsi="Liberation Serif"/>
           <w:kern w:val="0"/>
-          <w:lang w:eastAsia="en-US" w:val="en-US" w:bidi="en-US"/>
+          <w:lang w:val="en-US" w:eastAsia="en-US" w:bidi="en-US"/>
         </w:rPr>
         <w:t xml:space="preserve">We can certainly focus on health surveys. The citations I have found are not specific to health surveys but we can still connect them. I'll ask Dr. Maitland about how to best tie it together, since he has worked on the National Health Interview Survey in the US. </w:t>
       </w:r>
@@ -2550,7 +2396,7 @@
   <w:comment w:id="2" w:author="Alex Ratzki-Leewing" w:date="2025-07-09T10:42:00Z" w:initials="ARL">
     <w:p>
       <w:pPr>
-        <w:overflowPunct w:val="false"/>
+        <w:overflowPunct w:val="true"/>
         <w:spacing w:before="0" w:after="0" w:lineRule="auto" w:line="240"/>
         <w:rPr/>
       </w:pPr>
@@ -2559,11 +2405,11 @@
       </w:r>
       <w:r>
         <w:rPr>
-          <w:rFonts w:eastAsia="Segoe UI" w:ascii="Liberation Serif" w:hAnsi="Liberation Serif" w:cs="Tahoma"/>
+          <w:rFonts w:eastAsia="Segoe UI" w:cs="Tahoma" w:ascii="Liberation Serif" w:hAnsi="Liberation Serif"/>
           <w:kern w:val="0"/>
           <w:sz w:val="20"/>
           <w:szCs w:val="20"/>
-          <w:lang w:eastAsia="en-US" w:val="en-US" w:bidi="en-US"/>
+          <w:lang w:val="en-US" w:eastAsia="en-US" w:bidi="en-US"/>
         </w:rPr>
         <w:t>Not entirely clear what role this section plays…</w:t>
       </w:r>
@@ -2572,7 +2418,7 @@
   <w:comment w:id="3" w:author="Linares, Kevin" w:date="2025-07-10T10:14:00Z" w:initials="KL">
     <w:p>
       <w:pPr>
-        <w:overflowPunct w:val="false"/>
+        <w:overflowPunct w:val="true"/>
         <w:spacing w:before="0" w:after="0" w:lineRule="auto" w:line="240"/>
         <w:rPr/>
       </w:pPr>
@@ -2581,9 +2427,9 @@
       </w:r>
       <w:r>
         <w:rPr>
-          <w:rFonts w:eastAsia="Segoe UI" w:ascii="Liberation Serif" w:hAnsi="Liberation Serif" w:cs="Tahoma"/>
+          <w:rFonts w:eastAsia="Segoe UI" w:cs="Tahoma" w:ascii="Liberation Serif" w:hAnsi="Liberation Serif"/>
           <w:kern w:val="0"/>
-          <w:lang w:eastAsia="en-US" w:val="en-US" w:bidi="en-US"/>
+          <w:lang w:val="en-US" w:eastAsia="en-US" w:bidi="en-US"/>
         </w:rPr>
         <w:t xml:space="preserve">Here I use Zhang’s study as evidence that respondents are using AI to answer survey question (open ended). This translates to LLMs providing more homogenous answers overall while missing individual variation, hence the urgency of the problem.  </w:t>
       </w:r>
@@ -2592,7 +2438,7 @@
   <w:comment w:id="4" w:author="Alex Ratzki-Leewing" w:date="2025-07-09T10:36:00Z" w:initials="ARL">
     <w:p>
       <w:pPr>
-        <w:overflowPunct w:val="false"/>
+        <w:overflowPunct w:val="true"/>
         <w:spacing w:before="0" w:after="0" w:lineRule="auto" w:line="240"/>
         <w:rPr/>
       </w:pPr>
@@ -2601,11 +2447,11 @@
       </w:r>
       <w:r>
         <w:rPr>
-          <w:rFonts w:eastAsia="Segoe UI" w:ascii="Liberation Serif" w:hAnsi="Liberation Serif" w:cs="Tahoma"/>
+          <w:rFonts w:eastAsia="Segoe UI" w:cs="Tahoma" w:ascii="Liberation Serif" w:hAnsi="Liberation Serif"/>
           <w:kern w:val="0"/>
           <w:sz w:val="20"/>
           <w:szCs w:val="20"/>
-          <w:lang w:eastAsia="en-US" w:val="en-US" w:bidi="en-US"/>
+          <w:lang w:val="en-US" w:eastAsia="en-US" w:bidi="en-US"/>
         </w:rPr>
         <w:t>Include a brief introduction/contextualization of Tourangeau’s model—justify why you’re exploring it (cogency, wide applicability/ubiquitous use, etc.)</w:t>
       </w:r>
@@ -2614,7 +2460,7 @@
   <w:comment w:id="5" w:author="Alex Ratzki-Leewing" w:date="2025-07-09T10:38:00Z" w:initials="ARL">
     <w:p>
       <w:pPr>
-        <w:overflowPunct w:val="false"/>
+        <w:overflowPunct w:val="true"/>
         <w:spacing w:before="0" w:after="0" w:lineRule="auto" w:line="240"/>
         <w:rPr/>
       </w:pPr>
@@ -2623,11 +2469,11 @@
       </w:r>
       <w:r>
         <w:rPr>
-          <w:rFonts w:eastAsia="Segoe UI" w:ascii="Liberation Serif" w:hAnsi="Liberation Serif" w:cs="Tahoma"/>
+          <w:rFonts w:eastAsia="Segoe UI" w:cs="Tahoma" w:ascii="Liberation Serif" w:hAnsi="Liberation Serif"/>
           <w:kern w:val="0"/>
           <w:sz w:val="20"/>
           <w:szCs w:val="20"/>
-          <w:lang w:eastAsia="en-US" w:val="en-US" w:bidi="en-US"/>
+          <w:lang w:val="en-US" w:eastAsia="en-US" w:bidi="en-US"/>
         </w:rPr>
         <w:t xml:space="preserve">Do you also want to explore the potential power of AI (i.e, the “pros”) for each stage? </w:t>
       </w:r>
@@ -2636,7 +2482,7 @@
   <w:comment w:id="6" w:author="Linares, Kevin" w:date="2025-07-10T10:26:00Z" w:initials="KL">
     <w:p>
       <w:pPr>
-        <w:overflowPunct w:val="false"/>
+        <w:overflowPunct w:val="true"/>
         <w:spacing w:before="0" w:after="0" w:lineRule="auto" w:line="240"/>
         <w:rPr/>
       </w:pPr>
@@ -2645,9 +2491,9 @@
       </w:r>
       <w:r>
         <w:rPr>
-          <w:rFonts w:eastAsia="Segoe UI" w:ascii="Liberation Serif" w:hAnsi="Liberation Serif" w:cs="Tahoma"/>
+          <w:rFonts w:eastAsia="Segoe UI" w:cs="Tahoma" w:ascii="Liberation Serif" w:hAnsi="Liberation Serif"/>
           <w:kern w:val="0"/>
-          <w:lang w:eastAsia="en-US" w:val="en-US" w:bidi="en-US"/>
+          <w:lang w:val="en-US" w:eastAsia="en-US" w:bidi="en-US"/>
         </w:rPr>
         <w:t xml:space="preserve">I really like this idea. </w:t>
       </w:r>
@@ -2656,7 +2502,7 @@
   <w:comment w:id="7" w:author="Alex Ratzki-Leewing" w:date="2025-07-09T10:41:00Z" w:initials="ARL">
     <w:p>
       <w:pPr>
-        <w:overflowPunct w:val="false"/>
+        <w:overflowPunct w:val="true"/>
         <w:spacing w:before="0" w:after="0" w:lineRule="auto" w:line="240"/>
         <w:rPr/>
       </w:pPr>
@@ -2665,12 +2511,12 @@
       </w:r>
       <w:r>
         <w:rPr>
-          <w:rFonts w:eastAsia="Segoe UI" w:ascii="Liberation Serif" w:hAnsi="Liberation Serif" w:cs="Tahoma"/>
+          <w:rFonts w:eastAsia="Segoe UI" w:cs="Tahoma" w:ascii="Liberation Serif" w:hAnsi="Liberation Serif"/>
           <w:color w:val="000000"/>
           <w:kern w:val="0"/>
           <w:sz w:val="20"/>
           <w:szCs w:val="20"/>
-          <w:lang w:eastAsia="en-US" w:val="en-US" w:bidi="en-US"/>
+          <w:lang w:val="en-US" w:eastAsia="en-US" w:bidi="en-US"/>
         </w:rPr>
         <w:t>This is excellent</w:t>
       </w:r>
@@ -5132,6 +4978,7 @@
     <w:rsid w:val="005025d1"/>
     <w:pPr>
       <w:widowControl/>
+      <w:suppressAutoHyphens w:val="true"/>
       <w:bidi w:val="0"/>
       <w:spacing w:lineRule="auto" w:line="278" w:before="0" w:after="160"/>
       <w:jc w:val="left"/>
@@ -5638,8 +5485,8 @@
       <w:bCs/>
     </w:rPr>
   </w:style>
-  <w:style w:type="character" w:styleId="Bullets">
-    <w:name w:val="Bullets"/>
+  <w:style w:type="character" w:styleId="Bulletsuser">
+    <w:name w:val="Bullets (user)"/>
     <w:qFormat/>
     <w:rPr>
       <w:rFonts w:ascii="OpenSymbol" w:hAnsi="OpenSymbol" w:eastAsia="OpenSymbol" w:cs="OpenSymbol"/>
@@ -5802,6 +5649,7 @@
     <w:rsid w:val="00fc3813"/>
     <w:pPr>
       <w:widowControl/>
+      <w:suppressAutoHyphens w:val="true"/>
       <w:bidi w:val="0"/>
       <w:spacing w:lineRule="auto" w:line="240" w:before="0" w:after="0"/>
       <w:jc w:val="left"/>
